--- a/informes/informe_funcionalidades_actuales.docx
+++ b/informes/informe_funcionalidades_actuales.docx
@@ -43,7 +43,7 @@
           <w:sz w:val="22"/>
           <w:szCs w:val="22"/>
         </w:rPr>
-        <w:t xml:space="preserve">Estado del código a 23 de agosto de 2026 (revisión de tarde, tras sesgo gregario y persistencia funcional), por área funcional</w:t>
+        <w:t xml:space="preserve">Estado del código a 23 de agosto de 2026, puesto al día el 24 de agosto tras la investigación de sobrepoblación y la migración de herramientas — ver adenda final</w:t>
       </w:r>
     </w:p>
     <w:p>
@@ -547,6 +547,26 @@
           <w:b/>
           <w:bCs/>
         </w:rPr>
+        <w:t xml:space="preserve">Número de manchas derivado del área del grid: </w:t>
+      </w:r>
+      <w:r>
+        <w:t xml:space="preserve">CORREGIDO (23-08, hallazgo de la investigación de sobrepoblación): num_manchas era un conteo fijo por especie independiente del tamaño del mapa, lo que degeneraba en una única mancha “supercontinente” dominante al ampliar el grid. Ahora el parámetro fijo en config es celdas_por_mancha_objetivo (un tamaño de mancha, no un conteo) y num_manchas se deriva del área disponible — ver informe de implementación, 7.48.</w:t>
+      </w:r>
+    </w:p>
+    <w:p>
+      <w:pPr>
+        <w:pStyle w:val="ListParagraph"/>
+        <w:numPr>
+          <w:ilvl w:val="0"/>
+          <w:numId w:val="2"/>
+        </w:numPr>
+        <w:spacing w:after="90"/>
+      </w:pPr>
+      <w:r>
+        <w:rPr>
+          <w:b/>
+          <w:bCs/>
+        </w:rPr>
         <w:t xml:space="preserve">Producción modulada por entorno: </w:t>
       </w:r>
       <w:r>
@@ -1260,6 +1280,26 @@
     </w:p>
     <w:p>
       <w:pPr>
+        <w:pStyle w:val="ListParagraph"/>
+        <w:numPr>
+          <w:ilvl w:val="0"/>
+          <w:numId w:val="2"/>
+        </w:numPr>
+        <w:spacing w:after="90"/>
+      </w:pPr>
+      <w:r>
+        <w:rPr>
+          <w:b/>
+          <w:bCs/>
+        </w:rPr>
+        <w:t xml:space="preserve">Purga probabilística de memoria agotada: </w:t>
+      </w:r>
+      <w:r>
+        <w:t xml:space="preserve">NUEVO (23-08, tras diagnosticar extinción local pese a comida abundante en el mapa): un recuerdo de comida/agua que falla al visitarse se descarta con probabilidad memoria.prob_purgar_recuerdo_agotado (0.15, PROVISIONAL) en vez de nunca — antes un recuerdo agotado podía atrapar a un individuo indefinidamente. Purga incondicional al primer fallo se probó primero y se descartó: mejoraba 4 de 5 semillas de referencia pero extinguía la quinta. Con purga probabilística, las 5 sobreviven — ver informe de implementación, 7.50-7.51.</w:t>
+      </w:r>
+    </w:p>
+    <w:p>
+      <w:pPr>
         <w:pStyle w:val="Heading1"/>
         <w:spacing w:after="200" w:before="400"/>
       </w:pPr>
@@ -1619,7 +1659,7 @@
         <w:t xml:space="preserve">Sesgo gregario de sociabilidad: </w:t>
       </w:r>
       <w:r>
-        <w:t xml:space="preserve">reconstruido hoy en _calcular_deambular tras confirmarse su pérdida (ver informe de hace unas horas): con probabilidad = Temperamento.sociabilidad, la entidad busca al conspecífico más cercano en su radio de percepción y se acerca si supera distancia_deseada_conspecifico. Se aplica ANTES que el sesgo de territorio en la cascada de deambular — orden razonado por mí, no confirmado con Diego.</w:t>
+        <w:t xml:space="preserve">reconstruido el 23-08 en _calcular_deambular tras confirmarse su pérdida: con probabilidad = Temperamento.sociabilidad, la entidad busca al conspecífico más cercano en su radio de percepción y se acerca si supera distancia_deseada_conspecifico. CORREGIDO (23-08, más tarde el mismo día): el orden de esta misma nota decía “se aplica antes que territorio”, marcado entonces como no confirmado con Diego — se invirtió tras esa conversación. Territorio es ahora el filtro PRIMARIO de la cascada (una entidad no abandona su territorio conocido por sociabilidad); gregario actúa como sesgo SECUNDARIO, solo cuando el territorio no aplica. Ver sistemas/sistema_movimiento.py, docstring de _calcular_deambular.</w:t>
       </w:r>
     </w:p>
     <w:p>
@@ -1898,6 +1938,46 @@
     </w:p>
     <w:p>
       <w:pPr>
+        <w:pStyle w:val="ListParagraph"/>
+        <w:numPr>
+          <w:ilvl w:val="0"/>
+          <w:numId w:val="2"/>
+        </w:numPr>
+        <w:spacing w:after="90"/>
+      </w:pPr>
+      <w:r>
+        <w:rPr>
+          <w:b/>
+          <w:bCs/>
+        </w:rPr>
+        <w:t xml:space="preserve">Viabilidad energética mínima de presa: </w:t>
+      </w:r>
+      <w:r>
+        <w:t xml:space="preserve">NUEVO (23-08): una presa por debajo de fraccion_minima_peso_presa (0.001 del peso del cazador, PROVISIONAL) se descarta antes de caminar hacia ella. Antes, la única condición de presa válida era peso menor que el cazador, sin suelo — una presa minúscula no compensaba el coste de perseguirla. No cambia nada observable con las cuatro especies actuales (todas muy por encima del umbral); es salvaguarda para fauna futura más pequeña.</w:t>
+      </w:r>
+    </w:p>
+    <w:p>
+      <w:pPr>
+        <w:pStyle w:val="ListParagraph"/>
+        <w:numPr>
+          <w:ilvl w:val="0"/>
+          <w:numId w:val="2"/>
+        </w:numPr>
+        <w:spacing w:after="90"/>
+      </w:pPr>
+      <w:r>
+        <w:rPr>
+          <w:b/>
+          <w:bCs/>
+        </w:rPr>
+        <w:t xml:space="preserve">Detectabilidad por tamaño absoluto: </w:t>
+      </w:r>
+      <w:r>
+        <w:t xml:space="preserve">NUEVO (23-08): nucleo.percepcion.radio_efectivo_por_peso reduce el radio de detección de un objetivo por debajo de peso_referencia_deteccion_plena (0.1kg, PROVISIONAL) — antes el radio de percepción solo dependía de la agudeza sensorial de quien mira, nunca del tamaño de lo mirado. Igual que la pieza anterior, no altera nada observable hoy (ardilla, la especie más pequeña, está por encima del umbral); valida el mecanismo para cuando exista fauna más pequeña. Ninguna de las dos piezas se ha calibrado con el harness completo.</w:t>
+      </w:r>
+    </w:p>
+    <w:p>
+      <w:pPr>
         <w:spacing w:after="100" w:before="220"/>
       </w:pPr>
       <w:r>
@@ -1928,7 +2008,7 @@
         <w:t xml:space="preserve">Sostenibilidad global del ecosistema: </w:t>
       </w:r>
       <w:r>
-        <w:t xml:space="preserve">validado hoy con 4 semillas hasta 2000 ticks: la extinción gradual sigue ocurriendo en todas — problema de calibración ya diagnosticado en sesiones previas, no resuelto por los arreglos de hoy (que restauraron funcionalidad, no rebalancearon el ecosistema).</w:t>
+        <w:t xml:space="preserve">SUPERADO (23-08, sesión posterior): el diagnóstico de extinción gradual de este párrafo quedó obsoleto el mismo día — la causa real no era densidad ni calibración de captura, sino dos bugs mecánicos independientes (regeneración de flora que nunca se había ejecutado una sola vez, y memoria espacial que no descartaba fuentes agotadas). Corregidos ambos (ver los dos puntos nuevos sobre num_manchas dinámico y purga de memoria en áreas 3 y 6), las 5 semillas de referencia sobreviven de forma sostenida por primera vez en toda la investigación del proyecto — pero revela un LÍMITE CONOCIDO nuevo y sin investigar todavía: sobrepoblación sin techo aparente, hasta 0.45 individuos por celda en una semilla (720 individuos sobre 1600 celdas), muy por encima de la densidad de referencia (0.05-0.07). La comida dejó de ser el techo poblacional duro que era; no está claro qué opera hoy en su lugar. Ver informe técnico, sección 20, e informe de implementación, 7.52.</w:t>
       </w:r>
     </w:p>
     <w:p>
@@ -2092,7 +2172,7 @@
         <w:t xml:space="preserve">Envejecimiento y muerte por vejez: </w:t>
       </w:r>
       <w:r>
-        <w:t xml:space="preserve">escrita hoy desde cero (no existía en ningún commit anterior, a diferencia de herencia) — curva cuadrática de saturación sobre la razón edad/longevidad individual. Marcada explícitamente como provisional, sin calibrar contra el motor en marcha.</w:t>
+        <w:t xml:space="preserve">escrita el 23-08 desde cero (no existía en ningún commit anterior, a diferencia de herencia). RECALIBRADA el mismo día tras probarse contra el motor en marcha por primera vez: la versión cuadrática original (techo=0.3, exponente=2) resultó catastrófica — 55-76% de todas las muertes en un barrido de 5 semillas, extinguiendo la población en 1000-2000 ticks. Corregida en dos frentes: techo mucho más bajo (config, sigue PROVISIONAL) y exponente configurable (por defecto 8, antes fijo en 2) para que la curva se aplane la mayor parte de la vida y solo se dispare cerca del final — más parecida a una curva de mortalidad actuarial real. Sigue sin ser una calibración cerrada: ajustada contra un barrido ligero de 5 semillas, no el harness completo de 15 semillas × 12000 ticks.</w:t>
       </w:r>
     </w:p>
     <w:p>
@@ -2442,7 +2522,7 @@
         <w:t xml:space="preserve">Persistencia de celda.tiene_recurso / celda.tipo_recurso: </w:t>
       </w:r>
       <w:r>
-        <w:t xml:space="preserve">hallazgo propio de hoy, sin relación con el informe de auditoría externo: el docstring de Celda (nucleo/celda.py) afirma tres veces "SI se persiste" para estos dos campos, pero celdas_estado no tiene esas columnas (solo fertilidad, profundidad_charco, en_llamas, recursos) — ni guardar_snapshot ni cargar_snapshot los tocan. Sin impacto observable hoy porque ningún sistema los LEE todavía (son de solo escritura, puestos por sistema_flora.py/sistema_desastres.py), pero es una promesa documentada que el código no cumple; el día que exista un consumidor real, se encontrará con datos que no sobreviven a un BOSQUE_CONTINUAR=1. No corregido, a la espera de decidir prioridad.</w:t>
+        <w:t xml:space="preserve">RESUELTO (23-08, poco después de detectarse): celdas_estado ganó las dos columnas que faltaban; guardar_snapshot y cargar_snapshot ya las escriben y las leen. El hueco descrito en la primera versión de este párrafo (el docstring de Celda prometía persistencia que el código no cumplía) ya no existe — nota mantenida aquí en vez de borrada para que quede constancia de que se llegó a detectar y corregir el mismo día.</w:t>
       </w:r>
     </w:p>
     <w:p>
@@ -2514,7 +2594,7 @@
         <w:t xml:space="preserve">Vista web: </w:t>
       </w:r>
       <w:r>
-        <w:t xml:space="preserve">servidor HTTP embebido (sin librerías externas), HTML/JS/canvas autocontenido servido desde el propio proceso Python, con polling cada 250 ms a /estado.json. Muestra mapa, población, crónica en vivo. Activable con BOSQUE_MODO_VISUAL=1.</w:t>
+        <w:t xml:space="preserve">servidor HTTP embebido (sin librerías externas), HTML/JS/canvas autocontenido servido desde el propio proceso Python, con polling cada 250 ms a /estado.json. Activable con BOSQUE_MODO_VISUAL=1. AMPLIADA (24-08): ya no es un mapa y una lista de población — el DTO de construir_instantanea se amplió con peso/altura/sexo/edad_ratio/vitalidad/gestación/intención por entidad y elevación/agua/recurso por celda, y el cliente hace autotiling procedimental por bioma (mezcla de color en el borde entre biomas distintos), sombreado de relieve por diferencia de elevación con el vecino diagonal, bandas de profundidad de agua permanente con espuma en el borde, charco efímero con opacidad proporcional a la profundidad real (no fija — ver nota siguiente), doble búfer (terreno en offscreen, solo entidades cada frame), cámara con pan/zoom, y ensamblaje de criaturas por capas (sombra, cuerpo teñido por sexo, glifo de especie, overlays de herida/gestación, icono de intención) con Y-sorting e inversión horizontal según dirección de movimiento. Todo con formas geométricas y glifos emoji, sin arte dibujado — coherente con el informe de visión (“no aspira a ser gráficamente vistoso”). Un intento real de sustituir los glifos por sprites propios de Diego (gnomo con variantes por sexo/edad, lobo/conejo/ardilla, arte de recurso para manzano/hierba) se integró por completo y se verificó funcionando, pero se revirtió el mismo día por decisión de Diego para priorizar la migración de herramientas — el pipeline de arte no quedó descartado por ningún problema técnico, solo aparcado. Dos correcciones de esa exploración SÍ se mantuvieron por ser calibración de color, no arte: la paleta de terreno (más saturada, bosque/pradera eran casi indistinguibles) y la opacidad del charco (antes fija en 0.5 — con lluvia extendida teñía el mapa entero de azul; ahora escala con la profundidad real, techo 0.2).</w:t>
       </w:r>
     </w:p>
     <w:p>
@@ -2721,6 +2801,23 @@
       </w:pPr>
       <w:r>
         <w:t xml:space="preserve">Recomendación para futuras auditorías externas: indicar el commit exacto sobre el que se está analizando. La mayor parte de las discrepancias de este informe se explican por trabajar sobre una versión de los archivos anterior en menos de 24 horas a la actual.</w:t>
+      </w:r>
+    </w:p>
+    <w:p>
+      <w:pPr>
+        <w:pStyle w:val="Heading1"/>
+        <w:spacing w:after="200" w:before="400"/>
+      </w:pPr>
+      <w:r>
+        <w:t xml:space="preserve">Adenda (24-08): puesta al día tras la migración a Claude Code</w:t>
+      </w:r>
+    </w:p>
+    <w:p>
+      <w:pPr>
+        <w:spacing w:after="150"/>
+      </w:pPr>
+      <w:r>
+        <w:t xml:space="preserve">Diego pidió mover el trabajo de sesiones de Cowork a una memoria versionada en el repositorio (CLAUDE.md) y poner al día los informes existentes antes de dejar de usar Cowork. Esta revisión aplica ocho correcciones puntuales dentro de las secciones ya existentes (marcadas en línea con RESUELTO, CORREGIDO, SUPERADO o NUEVO y la fecha) en vez de reescribir el documento entero: la mayoría de lo descrito aquí seguía siendo cierto — el trabajo de las áreas 1, 2, 4, 5, 7, 9, 12, 13 y 16 no cambió desde la versión anterior de este informe. Las áreas realmente afectadas fueron 3 (num_manchas dinámico), 6 (purga de memoria), 8 (orden gregario/territorio — contradecía al código real, no una simple omisión), 10 (viabilidad energética, detectabilidad, y el giro de extinción a sobrepoblación), 11 (recalibración de vejez), 14 (persistencia de recurso, ya resuelta) y 15 (rendering real de la vista web, más el experimento de arte con sprites propios que se integró, se verificó y se revirtió el mismo día). No se ha tocado la metodología original del informe ni sus tres categorías de clasificación.</w:t>
       </w:r>
     </w:p>
     <w:sectPr>

--- a/informes/informe_funcionalidades_actuales.docx
+++ b/informes/informe_funcionalidades_actuales.docx
@@ -2818,6 +2818,116 @@
       </w:pPr>
       <w:r>
         <w:t xml:space="preserve">Diego pidió mover el trabajo de sesiones de Cowork a una memoria versionada en el repositorio (CLAUDE.md) y poner al día los informes existentes antes de dejar de usar Cowork. Esta revisión aplica ocho correcciones puntuales dentro de las secciones ya existentes (marcadas en línea con RESUELTO, CORREGIDO, SUPERADO o NUEVO y la fecha) en vez de reescribir el documento entero: la mayoría de lo descrito aquí seguía siendo cierto — el trabajo de las áreas 1, 2, 4, 5, 7, 9, 12, 13 y 16 no cambió desde la versión anterior de este informe. Las áreas realmente afectadas fueron 3 (num_manchas dinámico), 6 (purga de memoria), 8 (orden gregario/territorio — contradecía al código real, no una simple omisión), 10 (viabilidad energética, detectabilidad, y el giro de extinción a sobrepoblación), 11 (recalibración de vejez), 14 (persistencia de recurso, ya resuelta) y 15 (rendering real de la vista web, más el experimento de arte con sprites propios que se integró, se verificó y se revirtió el mismo día). No se ha tocado la metodología original del informe ni sus tres categorías de clasificación.</w:t>
+      </w:r>
+    </w:p>
+    <w:p>
+      <w:pPr>
+        <w:pStyle w:val="Heading1"/>
+      </w:pPr>
+      <w:r>
+        <w:t>Adenda (28-08): capa de presentación con sellos cartográficos, agua pintada y poses por estado del ECS</w:t>
+      </w:r>
+    </w:p>
+    <w:p>
+      <w:r>
+        <w:t>Esta adenda pone al día las secciones afectadas por las sesiones del 27-08 y 28-08. La fuente detallada, con la cronología completa de intentos y las lecciones de verificación, es la bitácora de implementación (informe_implementacion_bosque.docx, secciones 7.70 a 7.75); aquí solo se asienta el estado funcional vigente y su clasificación.</w:t>
+      </w:r>
+    </w:p>
+    <w:p>
+      <w:r>
+        <w:t>Sección 15 (Presentación). Implementado completo:</w:t>
+      </w:r>
+    </w:p>
+    <w:p>
+      <w:pPr>
+        <w:pStyle w:val="ListParagraph"/>
+      </w:pPr>
+      <w:r>
+        <w:t>Vista web -- poses de criaturas por estado del ECS (NUEVO, 27-08): biblioteca presentacion/assets/criaturas_poses/ con kit por especie (idle por dirección, andar, forrajeando, durmiendo, herido, muerto). resolverPose() resuelve herida por vitalidad, durmiendo/forrajeando por acción y andar/idle por dirección de marcha con la última dirección persistida; necromasa usa la pose muerta de su especie de origen. Cadena de fallback hasta el sprite genérico y, sin asset, halo+runa. Verificado con arnés mock-DOM (21 comprobaciones).</w:t>
+      </w:r>
+    </w:p>
+    <w:p>
+      <w:pPr>
+        <w:pStyle w:val="ListParagraph"/>
+      </w:pPr>
+      <w:r>
+        <w:t>Vista web -- tres modos de mapa con botones (NUEVO, 27-08): Codice (lavado continuo de biomas), Relieve (hipsométrico) e Hidro (tierra pergamino, agua por profundidad). Estado en modoMapa con setModoMapa; el marco de códice a zoom macro se dibuja en espacio de pantalla (tamaño de trazo constante).</w:t>
+      </w:r>
+    </w:p>
+    <w:p>
+      <w:pPr>
+        <w:pStyle w:val="ListParagraph"/>
+      </w:pPr>
+      <w:r>
+        <w:t>Vista web -- montaña por rangos de zoom (NUEVO, 28-08): a macro, formaciones de imagen por masa (cordillera_1..4.png para montaña, más masa_bosque, masa_desierto y masa_tundra); a medio-tinta, solo la formación de montaña; a color, sellos por celda sepia (montana_color). El relieve vectorial triangular queda solo como fallback sin biblioteca. Con la lección de fondo: los PNG montana_15-26 son panorámicas (no montañas unitarias) y el estampado por celda en tinta las fundía en masas oscuras.</w:t>
+      </w:r>
+    </w:p>
+    <w:p>
+      <w:pPr>
+        <w:pStyle w:val="ListParagraph"/>
+      </w:pPr>
+      <w:r>
+        <w:t>Vista web -- agua pintada con hachurado horizontal (CAMBIADO, 28-08): retirados los sellos de imagen del agua y las bandas concéntricas de profundidad. pintarCuerpoAgua() dibuja silueta suavizada (chaikin sin ondular), relleno base y trazos ondulados paralelos recortados por la silueta (clip). En tinta: lavado gris y trazos de tinta; en color: relleno orilla y trazos azul profundo. Lagos, pozas y el río (dibujarRioVectorial delega) comparten el mismo pintado.</w:t>
+      </w:r>
+    </w:p>
+    <w:p>
+      <w:pPr>
+        <w:pStyle w:val="ListParagraph"/>
+      </w:pPr>
+      <w:r>
+        <w:t>Vista web -- LOD tinta/color (CAMBIADO, 27-08): ZOOM_ESTILO_COLOR baja de 1.6 a 1.0; a partir de 1.0 el mapa usa la variante sepia de la biblioteca y por debajo el modo tinta de códice.</w:t>
+      </w:r>
+    </w:p>
+    <w:p>
+      <w:pPr>
+        <w:pStyle w:val="ListParagraph"/>
+      </w:pPr>
+      <w:r>
+        <w:t>Biblioteca de sellos curada (CAMBIADO, 27-08): relieve/ queda con cordillera_1..4 (formaciones), montana_15-26 (panorámicas sin uso por celda en tinta), masa_desierto_1..4 y masa_tundra_1..3; el resto movido a relieve/descartados/ (no borrado). relieve_color/ con 7 sepias. flora_color/ ampliada con estados de planta (liquen, musgo, cactus_fruto, manzano_fruto/brote/seco) usados según el estado del recurso y la etapa de la planta. estamparEnRecuadro con encuadre contain y selección de sello por aspecto del cluster.</w:t>
+      </w:r>
+    </w:p>
+    <w:p>
+      <w:r>
+        <w:t>Sección 16 (Infraestructura). Implementado completo:</w:t>
+      </w:r>
+    </w:p>
+    <w:p>
+      <w:pPr>
+        <w:pStyle w:val="ListParagraph"/>
+      </w:pPr>
+      <w:r>
+        <w:t>Arnés de ejecución completa del visor (NUEVO, 28-08, desechable pero replicable): el &lt;script&gt; del visor corre en node (vm con stubs de DOM/canvas/Image/fetch) contra los datos reales del motor vivo (/estado.json y /assets_manifest.json). Permite capturar excepciones de dibujarFrame con stack, registrar todas las llamadas de dibujo por nivel de zoom y ejecutar funciones del visor de forma aislada. Fue la herramienta que localizó tanto la regresión del borrado de 19 funciones como el bug de la formación de montaña (ver bitácora 7.71-7.74).</w:t>
+      </w:r>
+    </w:p>
+    <w:p>
+      <w:r>
+        <w:t>Sección 3 (Flora). Implementado completo:</w:t>
+      </w:r>
+    </w:p>
+    <w:p>
+      <w:pPr>
+        <w:pStyle w:val="ListParagraph"/>
+      </w:pPr>
+      <w:r>
+        <w:t>Guards de agua permanente (NUEVO, 27-08): la siembra inicial (sembrar_flora_inicial) y la propagación (_intentar_propagacion) rechazan celdas con tiene_agua, cerrando el hueco por el que nacían plantas sobre lagos y ríos.</w:t>
+      </w:r>
+    </w:p>
+    <w:p>
+      <w:r>
+        <w:t>Motor de ríos (afecta a las secciones 1 y 15). Implementado parcial:</w:t>
+      </w:r>
+    </w:p>
+    <w:p>
+      <w:pPr>
+        <w:pStyle w:val="ListParagraph"/>
+      </w:pPr>
+      <w:r>
+        <w:t>Inercia del cauce (NUEVO, 27-08, PROVISIONAL): _trazar_rio penaliza el giro según agua.coste_giro_rio = 0.004 (calibrado a ojo contra un trazado de referencia: 11 giros -&gt; 4). Falta validación contra el arnés completo de 15 semillas x 12000 ticks.</w:t>
+      </w:r>
+    </w:p>
+    <w:p>
+      <w:r>
+        <w:t>Estado del repositorio: el trabajo de las sesiones 27-08 y 28-08 no está comiteado (último commit dfbc774). La limitación conocida de sobrepoblación sin techo (7.52) sigue abierta.</w:t>
       </w:r>
     </w:p>
     <w:sectPr>
